--- a/templates/tbl4rkmTWj4CuLgp/巴德士专用_K103S(有谱图).docx
+++ b/templates/tbl4rkmTWj4CuLgp/巴德士专用_K103S(有谱图).docx
@@ -992,10 +992,11 @@
     </w:tbl>
     <w:p>
       <w:pPr>
-        <w:ind w:firstLineChars="50" w:firstLine="105"/>
+        <w:rPr>
+          <w:rFonts w:hint="eastAsia"/>
+        </w:rPr>
       </w:pPr>
     </w:p>
-    <w:p/>
     <w:tbl>
       <w:tblPr>
         <w:tblW w:w="0" w:type="auto"/>
@@ -1195,7 +1196,6 @@
               <w:jc w:val="left"/>
             </w:pPr>
             <w:r>
-              <w:lastRenderedPageBreak/>
               <w:t>Analyst Checker</w:t>
             </w:r>
           </w:p>
@@ -1243,11 +1243,21 @@
       </w:tr>
     </w:tbl>
     <w:p/>
+    <w:p>
+      <w:pPr>
+        <w:widowControl/>
+        <w:jc w:val="left"/>
+      </w:pPr>
+      <w:r>
+        <w:br w:type="page"/>
+      </w:r>
+    </w:p>
     <w:p>
       <w:r>
         <w:rPr>
           <w:rFonts w:hint="eastAsia"/>
         </w:rPr>
+        <w:lastRenderedPageBreak/>
         <w:t>附谱图：</w:t>
       </w:r>
     </w:p>
